--- a/Deepseek Cowork使用指南.docx
+++ b/Deepseek Cowork使用指南.docx
@@ -3,33 +3,11 @@
 <w:document xmlns:wpc="http://schemas.microsoft.com/office/word/2010/wordprocessingCanvas" xmlns:cx="http://schemas.microsoft.com/office/drawing/2014/chartex" xmlns:cx1="http://schemas.microsoft.com/office/drawing/2015/9/8/chartex" xmlns:cx2="http://schemas.microsoft.com/office/drawing/2015/10/21/chartex" xmlns:cx3="http://schemas.microsoft.com/office/drawing/2016/5/9/chartex" xmlns:cx4="http://schemas.microsoft.com/office/drawing/2016/5/10/chartex" xmlns:cx5="http://schemas.microsoft.com/office/drawing/2016/5/11/chartex" xmlns:cx6="http://schemas.microsoft.com/office/drawing/2016/5/12/chartex" xmlns:cx7="http://schemas.microsoft.com/office/drawing/2016/5/13/chartex" xmlns:cx8="http://schemas.microsoft.com/office/drawing/2016/5/14/chartex" xmlns:mc="http://schemas.openxmlformats.org/markup-compatibility/2006" xmlns:aink="http://schemas.microsoft.com/office/drawing/2016/ink" xmlns:am3d="http://schemas.microsoft.com/office/drawing/2017/model3d" xmlns:o="urn:schemas-microsoft-com:office:office" xmlns:oel="http://schemas.microsoft.com/office/2019/extlst" xmlns:r="http://schemas.openxmlformats.org/officeDocument/2006/relationships" xmlns:m="http://schemas.openxmlformats.org/officeDocument/2006/math" xmlns:v="urn:schemas-microsoft-com:vml" xmlns:wp14="http://schemas.microsoft.com/office/word/2010/wordprocessingDrawing" xmlns:wp="http://schemas.openxmlformats.org/drawingml/2006/wordprocessingDrawing" xmlns:w10="urn:schemas-microsoft-com:office:word" xmlns:w="http://schemas.openxmlformats.org/wordprocessingml/2006/main" xmlns:w14="http://schemas.microsoft.com/office/word/2010/wordml" xmlns:w15="http://schemas.microsoft.com/office/word/2012/wordml" xmlns:w16cex="http://schemas.microsoft.com/office/word/2018/wordml/cex" xmlns:w16cid="http://schemas.microsoft.com/office/word/2016/wordml/cid" xmlns:w16="http://schemas.microsoft.com/office/word/2018/wordml" xmlns:w16du="http://schemas.microsoft.com/office/word/2023/wordml/word16du" xmlns:w16sdtdh="http://schemas.microsoft.com/office/word/2020/wordml/sdtdatahash" xmlns:w16sdtfl="http://schemas.microsoft.com/office/word/2024/wordml/sdtformatlock" xmlns:w16se="http://schemas.microsoft.com/office/word/2015/wordml/symex" xmlns:wpg="http://schemas.microsoft.com/office/word/2010/wordprocessingGroup" xmlns:wpi="http://schemas.microsoft.com/office/word/2010/wordprocessingInk" xmlns:wne="http://schemas.microsoft.com/office/word/2006/wordml" xmlns:wps="http://schemas.microsoft.com/office/word/2010/wordprocessingShape" mc:Ignorable="w14 w15 w16se w16cid w16 w16cex w16sdtdh w16sdtfl w16du wp14">
   <w:body>
     <w:p>
-      <w:proofErr w:type="spellStart"/>
-      <w:r>
-        <w:rPr>
-          <w:rFonts w:hint="eastAsia"/>
-        </w:rPr>
-        <w:t>Deepseek</w:t>
-      </w:r>
-      <w:proofErr w:type="spellEnd"/>
-      <w:r>
-        <w:rPr>
-          <w:rFonts w:hint="eastAsia"/>
-        </w:rPr>
-        <w:t xml:space="preserve"> </w:t>
-      </w:r>
-      <w:proofErr w:type="spellStart"/>
-      <w:r>
-        <w:rPr>
-          <w:rFonts w:hint="eastAsia"/>
-        </w:rPr>
-        <w:t>Cowork</w:t>
-      </w:r>
-      <w:proofErr w:type="spellEnd"/>
-      <w:r>
-        <w:rPr>
-          <w:rFonts w:hint="eastAsia"/>
-        </w:rPr>
-        <w:t>使用指南</w:t>
+      <w:r>
+        <w:rPr>
+          <w:rFonts w:hint="eastAsia"/>
+        </w:rPr>
+        <w:t>Deepseek Cowork使用指南</w:t>
       </w:r>
     </w:p>
     <w:p>
@@ -136,24 +114,18 @@
         </w:rPr>
         <w:t>下载后放在电脑的你觉得合适的文件夹下，然后解压，就能看到</w:t>
       </w:r>
-      <w:proofErr w:type="gramStart"/>
       <w:r>
         <w:t>”</w:t>
       </w:r>
-      <w:proofErr w:type="spellStart"/>
-      <w:proofErr w:type="gramEnd"/>
       <w:r>
         <w:rPr>
           <w:rFonts w:hint="eastAsia"/>
         </w:rPr>
         <w:t>deepseek-cowork</w:t>
       </w:r>
-      <w:proofErr w:type="spellEnd"/>
-      <w:proofErr w:type="gramStart"/>
       <w:r>
         <w:t>”</w:t>
       </w:r>
-      <w:proofErr w:type="gramEnd"/>
       <w:r>
         <w:rPr>
           <w:rFonts w:hint="eastAsia"/>
@@ -215,24 +187,18 @@
         </w:rPr>
         <w:t>点击</w:t>
       </w:r>
-      <w:proofErr w:type="gramStart"/>
       <w:r>
         <w:t>”</w:t>
       </w:r>
-      <w:proofErr w:type="spellStart"/>
-      <w:proofErr w:type="gramEnd"/>
       <w:r>
         <w:rPr>
           <w:rFonts w:hint="eastAsia"/>
         </w:rPr>
         <w:t>deepseek-cowork</w:t>
       </w:r>
-      <w:proofErr w:type="spellEnd"/>
-      <w:proofErr w:type="gramStart"/>
       <w:r>
         <w:t>”</w:t>
       </w:r>
-      <w:proofErr w:type="gramEnd"/>
       <w:r>
         <w:rPr>
           <w:rFonts w:hint="eastAsia"/>
@@ -293,6 +259,12 @@
         </w:rPr>
         <w:t>使用</w:t>
       </w:r>
+      <w:r>
+        <w:rPr>
+          <w:rFonts w:hint="eastAsia"/>
+        </w:rPr>
+        <w:t>之前</w:t>
+      </w:r>
     </w:p>
     <w:p>
       <w:pPr>
@@ -371,35 +343,7 @@
         <w:rPr>
           <w:rFonts w:hint="eastAsia"/>
         </w:rPr>
-        <w:t>只有配置了大模型API才能正常使用</w:t>
-      </w:r>
-      <w:proofErr w:type="spellStart"/>
-      <w:r>
-        <w:rPr>
-          <w:rFonts w:hint="eastAsia"/>
-        </w:rPr>
-        <w:t>deepseek</w:t>
-      </w:r>
-      <w:proofErr w:type="spellEnd"/>
-      <w:r>
-        <w:rPr>
-          <w:rFonts w:hint="eastAsia"/>
-        </w:rPr>
-        <w:t xml:space="preserve"> </w:t>
-      </w:r>
-      <w:proofErr w:type="spellStart"/>
-      <w:r>
-        <w:rPr>
-          <w:rFonts w:hint="eastAsia"/>
-        </w:rPr>
-        <w:t>cowork</w:t>
-      </w:r>
-      <w:proofErr w:type="spellEnd"/>
-      <w:r>
-        <w:rPr>
-          <w:rFonts w:hint="eastAsia"/>
-        </w:rPr>
-        <w:t>，点击左下侧的“设置”</w:t>
+        <w:t>只有配置了大模型API才能正常使用deepseek cowork，点击左下侧的“设置”</w:t>
       </w:r>
     </w:p>
     <w:p>
@@ -520,21 +464,7 @@
         <w:rPr>
           <w:rFonts w:hint="eastAsia"/>
         </w:rPr>
-        <w:t>然后在点击“新增模型”，配置</w:t>
-      </w:r>
-      <w:proofErr w:type="spellStart"/>
-      <w:r>
-        <w:rPr>
-          <w:rFonts w:hint="eastAsia"/>
-        </w:rPr>
-        <w:t>deepseek</w:t>
-      </w:r>
-      <w:proofErr w:type="spellEnd"/>
-      <w:r>
-        <w:rPr>
-          <w:rFonts w:hint="eastAsia"/>
-        </w:rPr>
-        <w:t>的模型，</w:t>
+        <w:t>然后在点击“新增模型”，配置deepseek的模型，</w:t>
       </w:r>
       <w:r>
         <w:t>deepseek-v4-flash</w:t>
@@ -543,29 +473,7 @@
         <w:rPr>
           <w:rFonts w:hint="eastAsia"/>
         </w:rPr>
-        <w:t>对应的是</w:t>
-      </w:r>
-      <w:proofErr w:type="spellStart"/>
-      <w:r>
-        <w:rPr>
-          <w:rFonts w:hint="eastAsia"/>
-        </w:rPr>
-        <w:t>deepseek</w:t>
-      </w:r>
-      <w:proofErr w:type="spellEnd"/>
-      <w:proofErr w:type="gramStart"/>
-      <w:r>
-        <w:rPr>
-          <w:rFonts w:hint="eastAsia"/>
-        </w:rPr>
-        <w:t>官网的</w:t>
-      </w:r>
-      <w:proofErr w:type="gramEnd"/>
-      <w:r>
-        <w:rPr>
-          <w:rFonts w:hint="eastAsia"/>
-        </w:rPr>
-        <w:t>快速模型，</w:t>
+        <w:t>对应的是deepseek官网的快速模型，</w:t>
       </w:r>
       <w:r>
         <w:t>deepseek-v4-pro</w:t>
@@ -679,6 +587,66 @@
     </w:p>
     <w:p>
       <w:pPr>
+        <w:rPr>
+          <w:rFonts w:hint="eastAsia"/>
+        </w:rPr>
+      </w:pPr>
+      <w:r>
+        <w:rPr>
+          <w:rFonts w:hint="eastAsia"/>
+        </w:rPr>
+        <w:t>对话栏下面可以选择配置好的模型切换。</w:t>
+      </w:r>
+    </w:p>
+    <w:p>
+      <w:pPr>
+        <w:rPr>
+          <w:rFonts w:hint="eastAsia"/>
+        </w:rPr>
+      </w:pPr>
+      <w:r>
+        <w:rPr>
+          <w:noProof/>
+        </w:rPr>
+        <w:drawing>
+          <wp:inline distT="0" distB="0" distL="0" distR="0" wp14:anchorId="66525F11" wp14:editId="65475ACF">
+            <wp:extent cx="5274310" cy="1049655"/>
+            <wp:effectExtent l="0" t="0" r="2540" b="0"/>
+            <wp:docPr id="2054224218" name="图片 1"/>
+            <wp:cNvGraphicFramePr>
+              <a:graphicFrameLocks xmlns:a="http://schemas.openxmlformats.org/drawingml/2006/main" noChangeAspect="1"/>
+            </wp:cNvGraphicFramePr>
+            <a:graphic xmlns:a="http://schemas.openxmlformats.org/drawingml/2006/main">
+              <a:graphicData uri="http://schemas.openxmlformats.org/drawingml/2006/picture">
+                <pic:pic xmlns:pic="http://schemas.openxmlformats.org/drawingml/2006/picture">
+                  <pic:nvPicPr>
+                    <pic:cNvPr id="2054224218" name=""/>
+                    <pic:cNvPicPr/>
+                  </pic:nvPicPr>
+                  <pic:blipFill>
+                    <a:blip r:embed="rId14"/>
+                    <a:stretch>
+                      <a:fillRect/>
+                    </a:stretch>
+                  </pic:blipFill>
+                  <pic:spPr>
+                    <a:xfrm>
+                      <a:off x="0" y="0"/>
+                      <a:ext cx="5274310" cy="1049655"/>
+                    </a:xfrm>
+                    <a:prstGeom prst="rect">
+                      <a:avLst/>
+                    </a:prstGeom>
+                  </pic:spPr>
+                </pic:pic>
+              </a:graphicData>
+            </a:graphic>
+          </wp:inline>
+        </w:drawing>
+      </w:r>
+    </w:p>
+    <w:p>
+      <w:pPr>
         <w:pStyle w:val="5"/>
       </w:pPr>
       <w:r>
@@ -698,15 +666,16 @@
         <w:rPr>
           <w:rFonts w:hint="eastAsia"/>
         </w:rPr>
-        <w:t>在“设置的”</w:t>
-      </w:r>
-    </w:p>
-    <w:p>
-      <w:pPr>
-        <w:rPr>
-          <w:rFonts w:hint="eastAsia"/>
-        </w:rPr>
-      </w:pPr>
+        <w:t>在“设置”</w:t>
+      </w:r>
+      <w:r>
+        <w:rPr>
+          <w:rFonts w:hint="eastAsia"/>
+        </w:rPr>
+        <w:t>的“更新”可以自动更新最新版本的deepseek cowork。</w:t>
+      </w:r>
+    </w:p>
+    <w:p>
       <w:r>
         <w:rPr>
           <w:noProof/>
@@ -728,7 +697,7 @@
                     <pic:cNvPicPr/>
                   </pic:nvPicPr>
                   <pic:blipFill>
-                    <a:blip r:embed="rId14"/>
+                    <a:blip r:embed="rId15"/>
                     <a:stretch>
                       <a:fillRect/>
                     </a:stretch>
@@ -737,6 +706,775 @@
                     <a:xfrm>
                       <a:off x="0" y="0"/>
                       <a:ext cx="5274310" cy="3998595"/>
+                    </a:xfrm>
+                    <a:prstGeom prst="rect">
+                      <a:avLst/>
+                    </a:prstGeom>
+                  </pic:spPr>
+                </pic:pic>
+              </a:graphicData>
+            </a:graphic>
+          </wp:inline>
+        </w:drawing>
+      </w:r>
+    </w:p>
+    <w:p>
+      <w:pPr>
+        <w:pStyle w:val="4"/>
+      </w:pPr>
+      <w:r>
+        <w:rPr>
+          <w:rFonts w:hint="eastAsia"/>
+        </w:rPr>
+        <w:t>开始使用</w:t>
+      </w:r>
+    </w:p>
+    <w:p>
+      <w:pPr>
+        <w:rPr>
+          <w:noProof/>
+        </w:rPr>
+      </w:pPr>
+      <w:r>
+        <w:rPr>
+          <w:rFonts w:hint="eastAsia"/>
+          <w:noProof/>
+        </w:rPr>
+        <w:t>分为两个功能：1. 直接对话 2. 基于文件夹对话</w:t>
+      </w:r>
+    </w:p>
+    <w:p>
+      <w:pPr>
+        <w:pStyle w:val="5"/>
+        <w:rPr>
+          <w:rFonts w:hint="eastAsia"/>
+          <w:noProof/>
+        </w:rPr>
+      </w:pPr>
+      <w:r>
+        <w:rPr>
+          <w:rFonts w:hint="eastAsia"/>
+          <w:noProof/>
+        </w:rPr>
+        <w:t>直接对话</w:t>
+      </w:r>
+    </w:p>
+    <w:p>
+      <w:pPr>
+        <w:rPr>
+          <w:rFonts w:hint="eastAsia"/>
+          <w:noProof/>
+        </w:rPr>
+      </w:pPr>
+      <w:r>
+        <w:rPr>
+          <w:rFonts w:hint="eastAsia"/>
+          <w:noProof/>
+        </w:rPr>
+        <w:t>用户在没有选定文件夹（项目）的时候，就是直接对话，AI不会直接操作电脑上的文件。</w:t>
+      </w:r>
+    </w:p>
+    <w:p>
+      <w:r>
+        <w:rPr>
+          <w:noProof/>
+        </w:rPr>
+        <w:lastRenderedPageBreak/>
+        <w:drawing>
+          <wp:inline distT="0" distB="0" distL="0" distR="0" wp14:anchorId="6A66083F" wp14:editId="3F537207">
+            <wp:extent cx="5274310" cy="3758565"/>
+            <wp:effectExtent l="0" t="0" r="2540" b="0"/>
+            <wp:docPr id="361957702" name="图片 1"/>
+            <wp:cNvGraphicFramePr>
+              <a:graphicFrameLocks xmlns:a="http://schemas.openxmlformats.org/drawingml/2006/main" noChangeAspect="1"/>
+            </wp:cNvGraphicFramePr>
+            <a:graphic xmlns:a="http://schemas.openxmlformats.org/drawingml/2006/main">
+              <a:graphicData uri="http://schemas.openxmlformats.org/drawingml/2006/picture">
+                <pic:pic xmlns:pic="http://schemas.openxmlformats.org/drawingml/2006/picture">
+                  <pic:nvPicPr>
+                    <pic:cNvPr id="361957702" name=""/>
+                    <pic:cNvPicPr/>
+                  </pic:nvPicPr>
+                  <pic:blipFill>
+                    <a:blip r:embed="rId16"/>
+                    <a:stretch>
+                      <a:fillRect/>
+                    </a:stretch>
+                  </pic:blipFill>
+                  <pic:spPr>
+                    <a:xfrm>
+                      <a:off x="0" y="0"/>
+                      <a:ext cx="5274310" cy="3758565"/>
+                    </a:xfrm>
+                    <a:prstGeom prst="rect">
+                      <a:avLst/>
+                    </a:prstGeom>
+                  </pic:spPr>
+                </pic:pic>
+              </a:graphicData>
+            </a:graphic>
+          </wp:inline>
+        </w:drawing>
+      </w:r>
+    </w:p>
+    <w:p>
+      <w:pPr>
+        <w:pStyle w:val="5"/>
+      </w:pPr>
+      <w:r>
+        <w:rPr>
+          <w:rFonts w:hint="eastAsia"/>
+        </w:rPr>
+        <w:t>基于文件夹对话</w:t>
+      </w:r>
+    </w:p>
+    <w:p>
+      <w:r>
+        <w:rPr>
+          <w:rFonts w:hint="eastAsia"/>
+        </w:rPr>
+        <w:t>点击左侧栏的“</w:t>
+      </w:r>
+      <w:r>
+        <w:rPr>
+          <w:rFonts w:hint="eastAsia"/>
+        </w:rPr>
+        <w:t>+</w:t>
+      </w:r>
+      <w:r>
+        <w:rPr>
+          <w:rFonts w:hint="eastAsia"/>
+        </w:rPr>
+        <w:t>“</w:t>
+      </w:r>
+      <w:r>
+        <w:rPr>
+          <w:rFonts w:hint="eastAsia"/>
+        </w:rPr>
+        <w:t>符号，可以选定文件夹，然后AI就会在这个文件夹里进行工作，真正意义上操作你的电脑。</w:t>
+      </w:r>
+    </w:p>
+    <w:p>
+      <w:r>
+        <w:rPr>
+          <w:noProof/>
+        </w:rPr>
+        <w:drawing>
+          <wp:inline distT="0" distB="0" distL="0" distR="0" wp14:anchorId="209FAC91" wp14:editId="28ABFD43">
+            <wp:extent cx="5257143" cy="2457143"/>
+            <wp:effectExtent l="0" t="0" r="1270" b="635"/>
+            <wp:docPr id="238536476" name="图片 1"/>
+            <wp:cNvGraphicFramePr>
+              <a:graphicFrameLocks xmlns:a="http://schemas.openxmlformats.org/drawingml/2006/main" noChangeAspect="1"/>
+            </wp:cNvGraphicFramePr>
+            <a:graphic xmlns:a="http://schemas.openxmlformats.org/drawingml/2006/main">
+              <a:graphicData uri="http://schemas.openxmlformats.org/drawingml/2006/picture">
+                <pic:pic xmlns:pic="http://schemas.openxmlformats.org/drawingml/2006/picture">
+                  <pic:nvPicPr>
+                    <pic:cNvPr id="238536476" name=""/>
+                    <pic:cNvPicPr/>
+                  </pic:nvPicPr>
+                  <pic:blipFill>
+                    <a:blip r:embed="rId17"/>
+                    <a:stretch>
+                      <a:fillRect/>
+                    </a:stretch>
+                  </pic:blipFill>
+                  <pic:spPr>
+                    <a:xfrm>
+                      <a:off x="0" y="0"/>
+                      <a:ext cx="5257143" cy="2457143"/>
+                    </a:xfrm>
+                    <a:prstGeom prst="rect">
+                      <a:avLst/>
+                    </a:prstGeom>
+                  </pic:spPr>
+                </pic:pic>
+              </a:graphicData>
+            </a:graphic>
+          </wp:inline>
+        </w:drawing>
+      </w:r>
+    </w:p>
+    <w:p>
+      <w:pPr>
+        <w:rPr>
+          <w:rFonts w:hint="eastAsia"/>
+        </w:rPr>
+      </w:pPr>
+      <w:r>
+        <w:rPr>
+          <w:rFonts w:hint="eastAsia"/>
+        </w:rPr>
+        <w:t>或者是</w:t>
+      </w:r>
+      <w:r>
+        <w:rPr>
+          <w:rFonts w:hint="eastAsia"/>
+        </w:rPr>
+        <w:t>点击“连接项目“选择一个文件夹对话</w:t>
+      </w:r>
+    </w:p>
+    <w:p>
+      <w:r>
+        <w:rPr>
+          <w:noProof/>
+        </w:rPr>
+        <w:drawing>
+          <wp:inline distT="0" distB="0" distL="0" distR="0" wp14:anchorId="5C7D98DE" wp14:editId="6B165593">
+            <wp:extent cx="5274310" cy="597535"/>
+            <wp:effectExtent l="0" t="0" r="2540" b="0"/>
+            <wp:docPr id="1534722513" name="图片 1"/>
+            <wp:cNvGraphicFramePr>
+              <a:graphicFrameLocks xmlns:a="http://schemas.openxmlformats.org/drawingml/2006/main" noChangeAspect="1"/>
+            </wp:cNvGraphicFramePr>
+            <a:graphic xmlns:a="http://schemas.openxmlformats.org/drawingml/2006/main">
+              <a:graphicData uri="http://schemas.openxmlformats.org/drawingml/2006/picture">
+                <pic:pic xmlns:pic="http://schemas.openxmlformats.org/drawingml/2006/picture">
+                  <pic:nvPicPr>
+                    <pic:cNvPr id="1534722513" name=""/>
+                    <pic:cNvPicPr/>
+                  </pic:nvPicPr>
+                  <pic:blipFill>
+                    <a:blip r:embed="rId18"/>
+                    <a:stretch>
+                      <a:fillRect/>
+                    </a:stretch>
+                  </pic:blipFill>
+                  <pic:spPr>
+                    <a:xfrm>
+                      <a:off x="0" y="0"/>
+                      <a:ext cx="5274310" cy="597535"/>
+                    </a:xfrm>
+                    <a:prstGeom prst="rect">
+                      <a:avLst/>
+                    </a:prstGeom>
+                  </pic:spPr>
+                </pic:pic>
+              </a:graphicData>
+            </a:graphic>
+          </wp:inline>
+        </w:drawing>
+      </w:r>
+    </w:p>
+    <w:p>
+      <w:pPr>
+        <w:rPr>
+          <w:rFonts w:hint="eastAsia"/>
+        </w:rPr>
+      </w:pPr>
+      <w:r>
+        <w:rPr>
+          <w:rFonts w:hint="eastAsia"/>
+        </w:rPr>
+        <w:lastRenderedPageBreak/>
+        <w:t>剩下的就可以自由对话和发挥你的想象力了。</w:t>
+      </w:r>
+    </w:p>
+    <w:p>
+      <w:pPr>
+        <w:pStyle w:val="4"/>
+      </w:pPr>
+      <w:r>
+        <w:rPr>
+          <w:rFonts w:hint="eastAsia"/>
+        </w:rPr>
+        <w:t>应用场景</w:t>
+      </w:r>
+    </w:p>
+    <w:p>
+      <w:r>
+        <w:rPr>
+          <w:rFonts w:hint="eastAsia"/>
+        </w:rPr>
+        <w:t>如何生成可编辑的PPT</w:t>
+      </w:r>
+    </w:p>
+    <w:p>
+      <w:r>
+        <w:rPr>
+          <w:rFonts w:hint="eastAsia"/>
+        </w:rPr>
+        <w:t>首先是选定某个文件夹作为你的项目</w:t>
+      </w:r>
+    </w:p>
+    <w:p>
+      <w:r>
+        <w:rPr>
+          <w:noProof/>
+        </w:rPr>
+        <w:drawing>
+          <wp:inline distT="0" distB="0" distL="0" distR="0" wp14:anchorId="05B31FB4" wp14:editId="69DD280C">
+            <wp:extent cx="5274310" cy="3647440"/>
+            <wp:effectExtent l="0" t="0" r="2540" b="0"/>
+            <wp:docPr id="233282322" name="图片 1"/>
+            <wp:cNvGraphicFramePr>
+              <a:graphicFrameLocks xmlns:a="http://schemas.openxmlformats.org/drawingml/2006/main" noChangeAspect="1"/>
+            </wp:cNvGraphicFramePr>
+            <a:graphic xmlns:a="http://schemas.openxmlformats.org/drawingml/2006/main">
+              <a:graphicData uri="http://schemas.openxmlformats.org/drawingml/2006/picture">
+                <pic:pic xmlns:pic="http://schemas.openxmlformats.org/drawingml/2006/picture">
+                  <pic:nvPicPr>
+                    <pic:cNvPr id="233282322" name=""/>
+                    <pic:cNvPicPr/>
+                  </pic:nvPicPr>
+                  <pic:blipFill>
+                    <a:blip r:embed="rId19"/>
+                    <a:stretch>
+                      <a:fillRect/>
+                    </a:stretch>
+                  </pic:blipFill>
+                  <pic:spPr>
+                    <a:xfrm>
+                      <a:off x="0" y="0"/>
+                      <a:ext cx="5274310" cy="3647440"/>
+                    </a:xfrm>
+                    <a:prstGeom prst="rect">
+                      <a:avLst/>
+                    </a:prstGeom>
+                  </pic:spPr>
+                </pic:pic>
+              </a:graphicData>
+            </a:graphic>
+          </wp:inline>
+        </w:drawing>
+      </w:r>
+    </w:p>
+    <w:p>
+      <w:r>
+        <w:rPr>
+          <w:rFonts w:hint="eastAsia"/>
+        </w:rPr>
+        <w:t>可以再点击“生成 HTML 交付物“，会在对话栏出现一个示例对话。</w:t>
+      </w:r>
+    </w:p>
+    <w:p>
+      <w:r>
+        <w:rPr>
+          <w:noProof/>
+        </w:rPr>
+        <w:lastRenderedPageBreak/>
+        <w:drawing>
+          <wp:inline distT="0" distB="0" distL="0" distR="0" wp14:anchorId="50D8823E" wp14:editId="442819CF">
+            <wp:extent cx="5274310" cy="3732530"/>
+            <wp:effectExtent l="0" t="0" r="2540" b="1270"/>
+            <wp:docPr id="1439153719" name="图片 1"/>
+            <wp:cNvGraphicFramePr>
+              <a:graphicFrameLocks xmlns:a="http://schemas.openxmlformats.org/drawingml/2006/main" noChangeAspect="1"/>
+            </wp:cNvGraphicFramePr>
+            <a:graphic xmlns:a="http://schemas.openxmlformats.org/drawingml/2006/main">
+              <a:graphicData uri="http://schemas.openxmlformats.org/drawingml/2006/picture">
+                <pic:pic xmlns:pic="http://schemas.openxmlformats.org/drawingml/2006/picture">
+                  <pic:nvPicPr>
+                    <pic:cNvPr id="1439153719" name=""/>
+                    <pic:cNvPicPr/>
+                  </pic:nvPicPr>
+                  <pic:blipFill>
+                    <a:blip r:embed="rId20"/>
+                    <a:stretch>
+                      <a:fillRect/>
+                    </a:stretch>
+                  </pic:blipFill>
+                  <pic:spPr>
+                    <a:xfrm>
+                      <a:off x="0" y="0"/>
+                      <a:ext cx="5274310" cy="3732530"/>
+                    </a:xfrm>
+                    <a:prstGeom prst="rect">
+                      <a:avLst/>
+                    </a:prstGeom>
+                  </pic:spPr>
+                </pic:pic>
+              </a:graphicData>
+            </a:graphic>
+          </wp:inline>
+        </w:drawing>
+      </w:r>
+    </w:p>
+    <w:p>
+      <w:r>
+        <w:rPr>
+          <w:rFonts w:hint="eastAsia"/>
+        </w:rPr>
+        <w:t>你可以按照你的想法生成不同的HTML保存到工作区（项目/文件夹）里。点击“交付物页“可以查看交付物详情</w:t>
+      </w:r>
+    </w:p>
+    <w:p>
+      <w:r>
+        <w:rPr>
+          <w:noProof/>
+        </w:rPr>
+        <w:drawing>
+          <wp:inline distT="0" distB="0" distL="0" distR="0" wp14:anchorId="5F90B58C" wp14:editId="699BD6A7">
+            <wp:extent cx="5274310" cy="575310"/>
+            <wp:effectExtent l="0" t="0" r="2540" b="0"/>
+            <wp:docPr id="2145790225" name="图片 1"/>
+            <wp:cNvGraphicFramePr>
+              <a:graphicFrameLocks xmlns:a="http://schemas.openxmlformats.org/drawingml/2006/main" noChangeAspect="1"/>
+            </wp:cNvGraphicFramePr>
+            <a:graphic xmlns:a="http://schemas.openxmlformats.org/drawingml/2006/main">
+              <a:graphicData uri="http://schemas.openxmlformats.org/drawingml/2006/picture">
+                <pic:pic xmlns:pic="http://schemas.openxmlformats.org/drawingml/2006/picture">
+                  <pic:nvPicPr>
+                    <pic:cNvPr id="2145790225" name=""/>
+                    <pic:cNvPicPr/>
+                  </pic:nvPicPr>
+                  <pic:blipFill>
+                    <a:blip r:embed="rId21"/>
+                    <a:stretch>
+                      <a:fillRect/>
+                    </a:stretch>
+                  </pic:blipFill>
+                  <pic:spPr>
+                    <a:xfrm>
+                      <a:off x="0" y="0"/>
+                      <a:ext cx="5274310" cy="575310"/>
+                    </a:xfrm>
+                    <a:prstGeom prst="rect">
+                      <a:avLst/>
+                    </a:prstGeom>
+                  </pic:spPr>
+                </pic:pic>
+              </a:graphicData>
+            </a:graphic>
+          </wp:inline>
+        </w:drawing>
+      </w:r>
+    </w:p>
+    <w:p>
+      <w:r>
+        <w:rPr>
+          <w:noProof/>
+        </w:rPr>
+        <w:lastRenderedPageBreak/>
+        <w:drawing>
+          <wp:inline distT="0" distB="0" distL="0" distR="0" wp14:anchorId="5D3E5634" wp14:editId="4446D204">
+            <wp:extent cx="5274310" cy="3866515"/>
+            <wp:effectExtent l="0" t="0" r="2540" b="635"/>
+            <wp:docPr id="976320517" name="图片 1"/>
+            <wp:cNvGraphicFramePr>
+              <a:graphicFrameLocks xmlns:a="http://schemas.openxmlformats.org/drawingml/2006/main" noChangeAspect="1"/>
+            </wp:cNvGraphicFramePr>
+            <a:graphic xmlns:a="http://schemas.openxmlformats.org/drawingml/2006/main">
+              <a:graphicData uri="http://schemas.openxmlformats.org/drawingml/2006/picture">
+                <pic:pic xmlns:pic="http://schemas.openxmlformats.org/drawingml/2006/picture">
+                  <pic:nvPicPr>
+                    <pic:cNvPr id="976320517" name=""/>
+                    <pic:cNvPicPr/>
+                  </pic:nvPicPr>
+                  <pic:blipFill>
+                    <a:blip r:embed="rId22"/>
+                    <a:stretch>
+                      <a:fillRect/>
+                    </a:stretch>
+                  </pic:blipFill>
+                  <pic:spPr>
+                    <a:xfrm>
+                      <a:off x="0" y="0"/>
+                      <a:ext cx="5274310" cy="3866515"/>
+                    </a:xfrm>
+                    <a:prstGeom prst="rect">
+                      <a:avLst/>
+                    </a:prstGeom>
+                  </pic:spPr>
+                </pic:pic>
+              </a:graphicData>
+            </a:graphic>
+          </wp:inline>
+        </w:drawing>
+      </w:r>
+    </w:p>
+    <w:p>
+      <w:pPr>
+        <w:rPr>
+          <w:rFonts w:hint="eastAsia"/>
+        </w:rPr>
+      </w:pPr>
+      <w:r>
+        <w:rPr>
+          <w:rFonts w:hint="eastAsia"/>
+        </w:rPr>
+        <w:t>可以点击生成的.html文档查看情况，点击</w:t>
+      </w:r>
+      <w:r>
+        <w:rPr>
+          <w:noProof/>
+        </w:rPr>
+        <w:drawing>
+          <wp:inline distT="0" distB="0" distL="0" distR="0" wp14:anchorId="52FF4079" wp14:editId="2F1B7E4C">
+            <wp:extent cx="159535" cy="181290"/>
+            <wp:effectExtent l="0" t="0" r="0" b="9525"/>
+            <wp:docPr id="1370775191" name="图片 1"/>
+            <wp:cNvGraphicFramePr>
+              <a:graphicFrameLocks xmlns:a="http://schemas.openxmlformats.org/drawingml/2006/main" noChangeAspect="1"/>
+            </wp:cNvGraphicFramePr>
+            <a:graphic xmlns:a="http://schemas.openxmlformats.org/drawingml/2006/main">
+              <a:graphicData uri="http://schemas.openxmlformats.org/drawingml/2006/picture">
+                <pic:pic xmlns:pic="http://schemas.openxmlformats.org/drawingml/2006/picture">
+                  <pic:nvPicPr>
+                    <pic:cNvPr id="1370775191" name=""/>
+                    <pic:cNvPicPr/>
+                  </pic:nvPicPr>
+                  <pic:blipFill>
+                    <a:blip r:embed="rId23"/>
+                    <a:stretch>
+                      <a:fillRect/>
+                    </a:stretch>
+                  </pic:blipFill>
+                  <pic:spPr>
+                    <a:xfrm>
+                      <a:off x="0" y="0"/>
+                      <a:ext cx="179069" cy="203488"/>
+                    </a:xfrm>
+                    <a:prstGeom prst="rect">
+                      <a:avLst/>
+                    </a:prstGeom>
+                  </pic:spPr>
+                </pic:pic>
+              </a:graphicData>
+            </a:graphic>
+          </wp:inline>
+        </w:drawing>
+      </w:r>
+      <w:r>
+        <w:rPr>
+          <w:rFonts w:hint="eastAsia"/>
+        </w:rPr>
+        <w:t>符号会启动浏览器查看HTML的样式。（注意你可以给AI提任何要求，改变不同的HTML样式，直到达到你想要的要求。如果想要生成的更好，可以给AI提一个约束要求：生成PPTX样式的HTML）</w:t>
+      </w:r>
+    </w:p>
+    <w:p>
+      <w:r>
+        <w:rPr>
+          <w:noProof/>
+        </w:rPr>
+        <w:drawing>
+          <wp:inline distT="0" distB="0" distL="0" distR="0" wp14:anchorId="0519C0BF" wp14:editId="217A09CA">
+            <wp:extent cx="5274310" cy="3737610"/>
+            <wp:effectExtent l="0" t="0" r="2540" b="0"/>
+            <wp:docPr id="1763967920" name="图片 1"/>
+            <wp:cNvGraphicFramePr>
+              <a:graphicFrameLocks xmlns:a="http://schemas.openxmlformats.org/drawingml/2006/main" noChangeAspect="1"/>
+            </wp:cNvGraphicFramePr>
+            <a:graphic xmlns:a="http://schemas.openxmlformats.org/drawingml/2006/main">
+              <a:graphicData uri="http://schemas.openxmlformats.org/drawingml/2006/picture">
+                <pic:pic xmlns:pic="http://schemas.openxmlformats.org/drawingml/2006/picture">
+                  <pic:nvPicPr>
+                    <pic:cNvPr id="1763967920" name=""/>
+                    <pic:cNvPicPr/>
+                  </pic:nvPicPr>
+                  <pic:blipFill>
+                    <a:blip r:embed="rId24"/>
+                    <a:stretch>
+                      <a:fillRect/>
+                    </a:stretch>
+                  </pic:blipFill>
+                  <pic:spPr>
+                    <a:xfrm>
+                      <a:off x="0" y="0"/>
+                      <a:ext cx="5274310" cy="3737610"/>
+                    </a:xfrm>
+                    <a:prstGeom prst="rect">
+                      <a:avLst/>
+                    </a:prstGeom>
+                  </pic:spPr>
+                </pic:pic>
+              </a:graphicData>
+            </a:graphic>
+          </wp:inline>
+        </w:drawing>
+      </w:r>
+    </w:p>
+    <w:p>
+      <w:r>
+        <w:rPr>
+          <w:noProof/>
+        </w:rPr>
+        <w:lastRenderedPageBreak/>
+        <w:drawing>
+          <wp:inline distT="0" distB="0" distL="0" distR="0" wp14:anchorId="0DA63EAF" wp14:editId="0393DA43">
+            <wp:extent cx="5274310" cy="2776220"/>
+            <wp:effectExtent l="0" t="0" r="2540" b="5080"/>
+            <wp:docPr id="695387423" name="图片 1"/>
+            <wp:cNvGraphicFramePr>
+              <a:graphicFrameLocks xmlns:a="http://schemas.openxmlformats.org/drawingml/2006/main" noChangeAspect="1"/>
+            </wp:cNvGraphicFramePr>
+            <a:graphic xmlns:a="http://schemas.openxmlformats.org/drawingml/2006/main">
+              <a:graphicData uri="http://schemas.openxmlformats.org/drawingml/2006/picture">
+                <pic:pic xmlns:pic="http://schemas.openxmlformats.org/drawingml/2006/picture">
+                  <pic:nvPicPr>
+                    <pic:cNvPr id="695387423" name=""/>
+                    <pic:cNvPicPr/>
+                  </pic:nvPicPr>
+                  <pic:blipFill>
+                    <a:blip r:embed="rId25"/>
+                    <a:stretch>
+                      <a:fillRect/>
+                    </a:stretch>
+                  </pic:blipFill>
+                  <pic:spPr>
+                    <a:xfrm>
+                      <a:off x="0" y="0"/>
+                      <a:ext cx="5274310" cy="2776220"/>
+                    </a:xfrm>
+                    <a:prstGeom prst="rect">
+                      <a:avLst/>
+                    </a:prstGeom>
+                  </pic:spPr>
+                </pic:pic>
+              </a:graphicData>
+            </a:graphic>
+          </wp:inline>
+        </w:drawing>
+      </w:r>
+    </w:p>
+    <w:p>
+      <w:r>
+        <w:rPr>
+          <w:rFonts w:hint="eastAsia"/>
+        </w:rPr>
+        <w:t>确定没问题后，可以选择你想要的HTML样式，然后点击“生成PPTX“，即可让AI生成可编辑的PPTX。</w:t>
+      </w:r>
+    </w:p>
+    <w:p>
+      <w:r>
+        <w:rPr>
+          <w:noProof/>
+        </w:rPr>
+        <w:drawing>
+          <wp:inline distT="0" distB="0" distL="0" distR="0" wp14:anchorId="54895E92" wp14:editId="3FB1D6B0">
+            <wp:extent cx="5274310" cy="3157220"/>
+            <wp:effectExtent l="0" t="0" r="2540" b="5080"/>
+            <wp:docPr id="1255347938" name="图片 1"/>
+            <wp:cNvGraphicFramePr>
+              <a:graphicFrameLocks xmlns:a="http://schemas.openxmlformats.org/drawingml/2006/main" noChangeAspect="1"/>
+            </wp:cNvGraphicFramePr>
+            <a:graphic xmlns:a="http://schemas.openxmlformats.org/drawingml/2006/main">
+              <a:graphicData uri="http://schemas.openxmlformats.org/drawingml/2006/picture">
+                <pic:pic xmlns:pic="http://schemas.openxmlformats.org/drawingml/2006/picture">
+                  <pic:nvPicPr>
+                    <pic:cNvPr id="1255347938" name=""/>
+                    <pic:cNvPicPr/>
+                  </pic:nvPicPr>
+                  <pic:blipFill>
+                    <a:blip r:embed="rId26"/>
+                    <a:stretch>
+                      <a:fillRect/>
+                    </a:stretch>
+                  </pic:blipFill>
+                  <pic:spPr>
+                    <a:xfrm>
+                      <a:off x="0" y="0"/>
+                      <a:ext cx="5274310" cy="3157220"/>
+                    </a:xfrm>
+                    <a:prstGeom prst="rect">
+                      <a:avLst/>
+                    </a:prstGeom>
+                  </pic:spPr>
+                </pic:pic>
+              </a:graphicData>
+            </a:graphic>
+          </wp:inline>
+        </w:drawing>
+      </w:r>
+      <w:r>
+        <w:rPr>
+          <w:rFonts w:hint="eastAsia"/>
+        </w:rPr>
+        <w:t>然后在文件夹下面可以查看到生成的PPTX文件了</w:t>
+      </w:r>
+    </w:p>
+    <w:p>
+      <w:r>
+        <w:rPr>
+          <w:noProof/>
+        </w:rPr>
+        <w:drawing>
+          <wp:inline distT="0" distB="0" distL="0" distR="0" wp14:anchorId="02ADC177" wp14:editId="23AC763F">
+            <wp:extent cx="5274310" cy="1464310"/>
+            <wp:effectExtent l="0" t="0" r="2540" b="2540"/>
+            <wp:docPr id="935467891" name="图片 1"/>
+            <wp:cNvGraphicFramePr>
+              <a:graphicFrameLocks xmlns:a="http://schemas.openxmlformats.org/drawingml/2006/main" noChangeAspect="1"/>
+            </wp:cNvGraphicFramePr>
+            <a:graphic xmlns:a="http://schemas.openxmlformats.org/drawingml/2006/main">
+              <a:graphicData uri="http://schemas.openxmlformats.org/drawingml/2006/picture">
+                <pic:pic xmlns:pic="http://schemas.openxmlformats.org/drawingml/2006/picture">
+                  <pic:nvPicPr>
+                    <pic:cNvPr id="935467891" name=""/>
+                    <pic:cNvPicPr/>
+                  </pic:nvPicPr>
+                  <pic:blipFill>
+                    <a:blip r:embed="rId27"/>
+                    <a:stretch>
+                      <a:fillRect/>
+                    </a:stretch>
+                  </pic:blipFill>
+                  <pic:spPr>
+                    <a:xfrm>
+                      <a:off x="0" y="0"/>
+                      <a:ext cx="5274310" cy="1464310"/>
+                    </a:xfrm>
+                    <a:prstGeom prst="rect">
+                      <a:avLst/>
+                    </a:prstGeom>
+                  </pic:spPr>
+                </pic:pic>
+              </a:graphicData>
+            </a:graphic>
+          </wp:inline>
+        </w:drawing>
+      </w:r>
+    </w:p>
+    <w:p>
+      <w:pPr>
+        <w:rPr>
+          <w:rFonts w:hint="eastAsia"/>
+        </w:rPr>
+      </w:pPr>
+      <w:r>
+        <w:rPr>
+          <w:rFonts w:hint="eastAsia"/>
+        </w:rPr>
+        <w:lastRenderedPageBreak/>
+        <w:t>生成的PPTX如下，然后你就可以自由编辑了。</w:t>
+      </w:r>
+    </w:p>
+    <w:p>
+      <w:pPr>
+        <w:rPr>
+          <w:rFonts w:hint="eastAsia"/>
+        </w:rPr>
+      </w:pPr>
+      <w:r>
+        <w:rPr>
+          <w:noProof/>
+        </w:rPr>
+        <w:drawing>
+          <wp:inline distT="0" distB="0" distL="0" distR="0" wp14:anchorId="52B80DDD" wp14:editId="61281A33">
+            <wp:extent cx="5274310" cy="2708275"/>
+            <wp:effectExtent l="0" t="0" r="2540" b="0"/>
+            <wp:docPr id="674412996" name="图片 1"/>
+            <wp:cNvGraphicFramePr>
+              <a:graphicFrameLocks xmlns:a="http://schemas.openxmlformats.org/drawingml/2006/main" noChangeAspect="1"/>
+            </wp:cNvGraphicFramePr>
+            <a:graphic xmlns:a="http://schemas.openxmlformats.org/drawingml/2006/main">
+              <a:graphicData uri="http://schemas.openxmlformats.org/drawingml/2006/picture">
+                <pic:pic xmlns:pic="http://schemas.openxmlformats.org/drawingml/2006/picture">
+                  <pic:nvPicPr>
+                    <pic:cNvPr id="674412996" name=""/>
+                    <pic:cNvPicPr/>
+                  </pic:nvPicPr>
+                  <pic:blipFill>
+                    <a:blip r:embed="rId28"/>
+                    <a:stretch>
+                      <a:fillRect/>
+                    </a:stretch>
+                  </pic:blipFill>
+                  <pic:spPr>
+                    <a:xfrm>
+                      <a:off x="0" y="0"/>
+                      <a:ext cx="5274310" cy="2708275"/>
                     </a:xfrm>
                     <a:prstGeom prst="rect">
                       <a:avLst/>
